--- a/src/Layers/W1/BaseApp/Inventory/Item/ItemGTINLabelBody.docx
+++ b/src/Layers/W1/BaseApp/Inventory/Item/ItemGTINLabelBody.docx
@@ -7,17 +7,10 @@
         <w:pStyle w:val="Title"/>
         <w:ind w:left="-720"/>
         <w:jc w:val="center"/>
-        <w:rPr>
-          <w:sz w:val="40"/>
-          <w:szCs w:val="40"/>
-        </w:rPr>
       </w:pPr>
       <w:sdt>
         <w:sdtPr>
-          <w:rPr>
-            <w:sz w:val="40"/>
-            <w:szCs w:val="40"/>
-          </w:rPr>
+          <w:rPr/>
           <w:alias w:val="Description"/>
           <w:tag w:val="#BC:InsertDataItem,DataItems/Items/Description"/>
           <w:id w:val="467099298"/>
@@ -26,31 +19,19 @@
           </w:placeholder>
           <w15:color w:val="808080"/>
           <w:text/>
-          <w:dataBinding w:prefixMappings="xmlns:ns0='urn:microsoft-dynamics-nav/reports/Item_GTIN_Label/6625/'" w:xpath="/ns0:NavWordReportXmlPart[1]/ns0:Items[1]/ns0:Description[1]"/>
         </w:sdtPr>
         <w:sdtContent>
           <w:r>
-            <w:rPr>
-              <w:sz w:val="40"/>
-              <w:szCs w:val="40"/>
-            </w:rPr>
             <w:t>Description</w:t>
           </w:r>
         </w:sdtContent>
       </w:sdt>
       <w:r>
-        <w:rPr>
-          <w:sz w:val="40"/>
-          <w:szCs w:val="40"/>
-        </w:rPr>
         <w:t xml:space="preserve">, </w:t>
       </w:r>
       <w:sdt>
         <w:sdtPr>
-          <w:rPr>
-            <w:sz w:val="40"/>
-            <w:szCs w:val="40"/>
-          </w:rPr>
+          <w:rPr/>
           <w:alias w:val="No_"/>
           <w:tag w:val="#BC:InsertDataItem,DataItems/Items/No_"/>
           <w:id w:val="939875065"/>
@@ -59,14 +40,9 @@
           </w:placeholder>
           <w15:color w:val="808080"/>
           <w:text/>
-          <w:dataBinding w:prefixMappings="xmlns:ns0='urn:microsoft-dynamics-nav/reports/Item_GTIN_Label/6625/'" w:xpath="/ns0:NavWordReportXmlPart[1]/ns0:Items[1]/ns0:No_[1]"/>
         </w:sdtPr>
         <w:sdtContent>
           <w:r>
-            <w:rPr>
-              <w:sz w:val="40"/>
-              <w:szCs w:val="40"/>
-            </w:rPr>
             <w:t>No_</w:t>
           </w:r>
         </w:sdtContent>
@@ -79,9 +55,12 @@
     </w:p>
     <w:tbl>
       <w:tblPr>
-        <w:tblW w:w="7200" w:type="dxa"/>
+        <w:tblStyle w:val="BCBlockTable"/>
+        <w:tblW w:w="5000" w:type="pct"/>
         <w:jc w:val="center"/>
-        <w:tblLook w:val="0000" w:firstRow="0" w:lastRow="0" w:firstColumn="0" w:lastColumn="0" w:noHBand="0" w:noVBand="0"/>
+        <w:tblLook w:val="0620" w:firstRow="1" w:lastRow="0" w:firstColumn="0" w:lastColumn="0" w:noHBand="1" w:noVBand="1"/>
+        <w:tblCaption w:val="Table 1"/>
+        <w:tblDescription w:val="Layout table. Used for positioning, not for tabular data."/>
       </w:tblPr>
       <w:tblGrid>
         <w:gridCol w:w="3617"/>
@@ -89,16 +68,12 @@
       </w:tblGrid>
       <w:tr>
         <w:trPr>
+          <w:cantSplit/>
           <w:jc w:val="center"/>
         </w:trPr>
         <w:sdt>
           <w:sdtPr>
-            <w:rPr>
-              <w:rFonts w:ascii="IDAutomationHC39M" w:hAnsi="IDAutomationHC39M" w:cs="Segoe UI Semibold"/>
-              <w:color w:val="auto"/>
-              <w:sz w:val="44"/>
-              <w:szCs w:val="44"/>
-            </w:rPr>
+            <w:rPr/>
             <w:alias w:val="GTIN"/>
             <w:tag w:val="#BC:InsertDataItem,DataItems/Items/GTIN"/>
             <w:id w:val="-844469357"/>
@@ -107,7 +82,6 @@
             </w:placeholder>
             <w15:color w:val="808080"/>
             <w:text/>
-            <w:dataBinding w:prefixMappings="xmlns:ns0='urn:microsoft-dynamics-nav/reports/Item_GTIN_Label/6625/'" w:xpath="/ns0:NavWordReportXmlPart[1]/ns0:Items[1]/ns0:GTIN[1]"/>
           </w:sdtPr>
           <w:sdtContent>
             <w:tc>
@@ -116,23 +90,11 @@
               </w:tcPr>
               <w:p>
                 <w:pPr>
-                  <w:pStyle w:val="Heading2"/>
+                  <w:pStyle w:val="BCLabel"/>
                   <w:spacing w:before="120" w:after="120" w:line="240" w:lineRule="auto"/>
                   <w:jc w:val="center"/>
-                  <w:rPr>
-                    <w:rFonts w:ascii="Segoe UI Semibold" w:hAnsi="Segoe UI Semibold" w:cs="Segoe UI Semibold"/>
-                    <w:color w:val="auto"/>
-                    <w:sz w:val="44"/>
-                    <w:szCs w:val="44"/>
-                  </w:rPr>
                 </w:pPr>
                 <w:r>
-                  <w:rPr>
-                    <w:rFonts w:ascii="IDAutomationHC39M" w:hAnsi="IDAutomationHC39M" w:cs="Segoe UI Semibold"/>
-                    <w:color w:val="auto"/>
-                    <w:sz w:val="44"/>
-                    <w:szCs w:val="44"/>
-                  </w:rPr>
                   <w:t>GTIN</w:t>
                 </w:r>
               </w:p>
@@ -141,12 +103,7 @@
         </w:sdt>
         <w:sdt>
           <w:sdtPr>
-            <w:rPr>
-              <w:rFonts w:ascii="IDAutomation2D" w:hAnsi="IDAutomation2D" w:cs="Segoe UI Semibold"/>
-              <w:color w:val="auto"/>
-              <w:sz w:val="44"/>
-              <w:szCs w:val="44"/>
-            </w:rPr>
+            <w:rPr/>
             <w:alias w:val="GTIN_2D"/>
             <w:tag w:val="#BC:InsertDataItem,DataItems/Items/GTIN_2D"/>
             <w:id w:val="692346368"/>
@@ -155,7 +112,6 @@
             </w:placeholder>
             <w15:color w:val="808080"/>
             <w:text/>
-            <w:dataBinding w:prefixMappings="xmlns:ns0='urn:microsoft-dynamics-nav/reports/Item_GTIN_Label/6625/'" w:xpath="/ns0:NavWordReportXmlPart[1]/ns0:Items[1]/ns0:GTIN_2D[1]"/>
           </w:sdtPr>
           <w:sdtContent>
             <w:tc>
@@ -164,23 +120,11 @@
               </w:tcPr>
               <w:p>
                 <w:pPr>
-                  <w:pStyle w:val="Heading2"/>
+                  <w:pStyle w:val="BCLabel"/>
                   <w:spacing w:before="120" w:after="120" w:line="240" w:lineRule="auto"/>
                   <w:jc w:val="center"/>
-                  <w:rPr>
-                    <w:rFonts w:ascii="Segoe UI Semibold" w:hAnsi="Segoe UI Semibold" w:cs="Segoe UI Semibold"/>
-                    <w:color w:val="auto"/>
-                    <w:sz w:val="44"/>
-                    <w:szCs w:val="44"/>
-                  </w:rPr>
                 </w:pPr>
                 <w:r>
-                  <w:rPr>
-                    <w:rFonts w:ascii="IDAutomation2D" w:hAnsi="IDAutomation2D" w:cs="Segoe UI Semibold"/>
-                    <w:color w:val="auto"/>
-                    <w:sz w:val="44"/>
-                    <w:szCs w:val="44"/>
-                  </w:rPr>
                   <w:t>GTIN_2D</w:t>
                 </w:r>
               </w:p>
@@ -711,6 +655,251 @@
     <w:rPr>
       <w:color w:val="666666"/>
     </w:rPr>
+  </w:style>
+  <w:style w:type="paragraph" w:styleId="NoSpacing">
+    <w:name w:val="No Spacing"/>
+    <w:uiPriority w:val="1"/>
+    <w:qFormat/>
+    <w:rsid w:val="00416FC2"/>
+    <w:pPr>
+      <w:spacing w:after="0" w:line="240" w:lineRule="auto"/>
+    </w:pPr>
+    <w:rPr>
+      <w:rFonts w:asciiTheme="minorHAnsi" w:hAnsiTheme="minorHAnsi" w:eastAsiaTheme="minorHAnsi" w:cstheme="minorBidi"/>
+      <w:color w:val="242424" w:themeColor="text1"/>
+    </w:rPr>
+  </w:style>
+  <w:style w:type="paragraph" w:customStyle="1" w:styleId="BCNumber">
+    <w:name w:val="BC Number"/>
+    <w:basedOn w:val="NoSpacing"/>
+    <w:next w:val="Normal"/>
+    <w:uiPriority w:val="2"/>
+    <w:qFormat/>
+    <w:pPr>
+      <w:spacing w:before="0" w:after="0" w:line="240" w:lineRule="auto"/>
+    </w:pPr>
+    <w:rPr>
+      <w:rFonts w:asciiTheme="minorHAnsi" w:hAnsiTheme="minorHAnsi" w:eastAsiaTheme="minorHAnsi" w:cstheme="minorBidi"/>
+      <w:color w:val="242424" w:themeColor="text1"/>
+      <w14:numForm w14:val="tabular"/>
+      <w14:numSpacing w14:val="tabular"/>
+    </w:rPr>
+  </w:style>
+  <w:style w:type="paragraph" w:customStyle="1" w:styleId="BCLabel">
+    <w:name w:val="BC Label"/>
+    <w:basedOn w:val="NoSpacing"/>
+    <w:next w:val="Normal"/>
+    <w:uiPriority w:val="2"/>
+    <w:qFormat/>
+    <w:pPr>
+      <w:keepNext/>
+      <w:spacing w:before="0" w:after="0" w:line="240" w:lineRule="auto"/>
+    </w:pPr>
+    <w:rPr>
+      <w:rFonts w:asciiTheme="majorHAnsi" w:hAnsiTheme="majorHAnsi" w:eastAsiaTheme="majorEastAsia" w:cstheme="majorBidi"/>
+      <w:color w:val="242424" w:themeColor="text1"/>
+    </w:rPr>
+  </w:style>
+  <w:style w:type="paragraph" w:customStyle="1" w:styleId="BCLabelNumber">
+    <w:name w:val="BC Label Number"/>
+    <w:basedOn w:val="BCLabel"/>
+    <w:next w:val="Normal"/>
+    <w:uiPriority w:val="2"/>
+    <w:qFormat/>
+    <w:pPr>
+      <w:spacing w:before="0" w:after="0" w:line="240" w:lineRule="auto"/>
+    </w:pPr>
+    <w:rPr>
+      <w:rFonts w:asciiTheme="majorHAnsi" w:hAnsiTheme="majorHAnsi" w:eastAsiaTheme="majorEastAsia" w:cstheme="majorBidi"/>
+      <w:color w:val="242424" w:themeColor="text1"/>
+      <w14:numForm w14:val="tabular"/>
+      <w14:numSpacing w14:val="tabular"/>
+    </w:rPr>
+  </w:style>
+  <w:style w:type="table" w:customStyle="1" w:styleId="BCBlockTable">
+    <w:name w:val="BC Block Table"/>
+    <w:basedOn w:val="TableNormal"/>
+    <w:uiPriority w:val="99"/>
+    <w:qFormat/>
+    <w:pPr>
+      <w:spacing w:before="0" w:after="0" w:line="240" w:lineRule="auto"/>
+    </w:pPr>
+    <w:tblPr>
+      <w:tblStyleRowBandSize w:val="1"/>
+      <w:tblStyleColBandSize w:val="1"/>
+      <w:tblCellMar>
+        <w:top w:w="0" w:type="dxa"/>
+        <w:left w:w="0" w:type="dxa"/>
+        <w:bottom w:w="0" w:type="dxa"/>
+        <w:right w:w="0" w:type="dxa"/>
+      </w:tblCellMar>
+    </w:tblPr>
+    <w:tcPr>
+      <w:vAlign w:val="top"/>
+    </w:tcPr>
+    <w:tblStylePr w:type="firstRow">
+      <w:rPr>
+        <w:rFonts w:asciiTheme="majorHAnsi" w:hAnsiTheme="majorHAnsi" w:cstheme="majorBidi"/>
+      </w:rPr>
+      <w:tcPr>
+        <w:vAlign w:val="top"/>
+      </w:tcPr>
+    </w:tblStylePr>
+  </w:style>
+  <w:style w:type="table" w:customStyle="1" w:styleId="BCDataTable">
+    <w:name w:val="BC Data Table"/>
+    <w:basedOn w:val="TableNormal"/>
+    <w:uiPriority w:val="99"/>
+    <w:qFormat/>
+    <w:pPr>
+      <w:spacing w:before="0" w:after="0" w:line="240" w:lineRule="auto"/>
+    </w:pPr>
+    <w:tblPr>
+      <w:tblStyleRowBandSize w:val="1"/>
+      <w:tblStyleColBandSize w:val="1"/>
+      <w:tblCellMar>
+        <w:top w:w="0" w:type="dxa"/>
+        <w:left w:w="115" w:type="dxa"/>
+        <w:bottom w:w="0" w:type="dxa"/>
+        <w:right w:w="115" w:type="dxa"/>
+      </w:tblCellMar>
+    </w:tblPr>
+    <w:tcPr>
+      <w:vAlign w:val="center"/>
+    </w:tcPr>
+    <w:tblStylePr w:type="firstRow">
+      <w:pPr>
+        <w:spacing w:before="160" w:after="80"/>
+      </w:pPr>
+      <w:rPr>
+        <w:rFonts w:asciiTheme="majorHAnsi" w:hAnsiTheme="majorHAnsi" w:cstheme="majorBidi"/>
+      </w:rPr>
+      <w:tcPr>
+        <w:tcBorders>
+          <w:bottom w:val="single" w:sz="4" w:space="0" w:color="242424" w:themeColor="text1"/>
+        </w:tcBorders>
+        <w:vAlign w:val="top"/>
+      </w:tcPr>
+    </w:tblStylePr>
+    <w:tblStylePr w:type="lastRow">
+      <w:tcPr>
+        <w:tcBorders>
+          <w:bottom w:val="single" w:sz="4" w:space="0" w:color="F5F7F8" w:themeColor="background2"/>
+        </w:tcBorders>
+      </w:tcPr>
+    </w:tblStylePr>
+    <w:tblStylePr w:type="band1Horz">
+      <w:tcPr>
+        <w:shd w:val="clear" w:color="auto" w:fill="auto"/>
+      </w:tcPr>
+    </w:tblStylePr>
+    <w:tblStylePr w:type="band2Horz">
+      <w:tcPr>
+        <w:shd w:val="clear" w:color="auto" w:fill="CCE6E9" w:themeFill="accent2" w:themeFillTint="33"/>
+      </w:tcPr>
+    </w:tblStylePr>
+  </w:style>
+  <w:style w:type="table" w:customStyle="1" w:styleId="BCTotalsTable">
+    <w:name w:val="BC Totals Table"/>
+    <w:basedOn w:val="TableNormal"/>
+    <w:uiPriority w:val="99"/>
+    <w:qFormat/>
+    <w:pPr>
+      <w:spacing w:before="0" w:after="0" w:line="240" w:lineRule="auto"/>
+    </w:pPr>
+    <w:tblPr>
+      <w:tblStyleRowBandSize w:val="1"/>
+      <w:tblStyleColBandSize w:val="1"/>
+      <w:tblCellMar>
+        <w:top w:w="0" w:type="dxa"/>
+        <w:left w:w="115" w:type="dxa"/>
+        <w:bottom w:w="0" w:type="dxa"/>
+        <w:right w:w="115" w:type="dxa"/>
+      </w:tblCellMar>
+    </w:tblPr>
+    <w:tcPr>
+      <w:vAlign w:val="center"/>
+    </w:tcPr>
+    <w:tblStylePr w:type="lastRow">
+      <w:rPr>
+        <w:rFonts w:asciiTheme="majorHAnsi" w:hAnsiTheme="majorHAnsi" w:cstheme="majorBidi"/>
+      </w:rPr>
+      <w:tcPr>
+        <w:tcBorders>
+          <w:top w:val="single" w:sz="4" w:space="0" w:color="242424" w:themeColor="text1"/>
+          <w:bottom w:val="single" w:sz="8" w:space="0" w:color="242424" w:themeColor="text1"/>
+        </w:tcBorders>
+      </w:tcPr>
+    </w:tblStylePr>
+  </w:style>
+  <w:style w:type="table" w:customStyle="1" w:styleId="BCCalculationTable">
+    <w:name w:val="BC Calculation Table"/>
+    <w:basedOn w:val="TableNormal"/>
+    <w:uiPriority w:val="99"/>
+    <w:qFormat/>
+    <w:pPr>
+      <w:spacing w:before="0" w:after="0" w:line="240" w:lineRule="auto"/>
+    </w:pPr>
+    <w:tblPr>
+      <w:tblStyleRowBandSize w:val="1"/>
+      <w:tblStyleColBandSize w:val="1"/>
+      <w:tblCellMar>
+        <w:top w:w="58" w:type="dxa"/>
+        <w:left w:w="0" w:type="dxa"/>
+        <w:bottom w:w="58" w:type="dxa"/>
+        <w:right w:w="0" w:type="dxa"/>
+      </w:tblCellMar>
+    </w:tblPr>
+    <w:tcPr>
+      <w:vAlign w:val="center"/>
+    </w:tcPr>
+    <w:tblStylePr w:type="firstRow">
+      <w:rPr>
+        <w:rFonts w:asciiTheme="majorHAnsi" w:hAnsiTheme="majorHAnsi" w:cstheme="majorBidi"/>
+      </w:rPr>
+      <w:tcPr>
+        <w:vAlign w:val="bottom"/>
+      </w:tcPr>
+    </w:tblStylePr>
+    <w:tblStylePr w:type="lastRow">
+      <w:rPr>
+        <w:rFonts w:asciiTheme="majorHAnsi" w:hAnsiTheme="majorHAnsi" w:cstheme="majorBidi"/>
+      </w:rPr>
+      <w:tcPr>
+        <w:tcBorders>
+          <w:top w:val="single" w:sz="4" w:space="0" w:color="242424" w:themeColor="text1"/>
+        </w:tcBorders>
+      </w:tcPr>
+    </w:tblStylePr>
+  </w:style>
+  <w:style w:type="table" w:customStyle="1" w:styleId="BCSignatureTable">
+    <w:name w:val="BC Signature Table"/>
+    <w:basedOn w:val="TableNormal"/>
+    <w:uiPriority w:val="99"/>
+    <w:qFormat/>
+    <w:pPr>
+      <w:spacing w:before="0" w:after="0" w:line="240" w:lineRule="auto"/>
+    </w:pPr>
+    <w:tblPr>
+      <w:tblStyleRowBandSize w:val="1"/>
+      <w:tblStyleColBandSize w:val="1"/>
+      <w:tblCellMar>
+        <w:top w:w="0" w:type="dxa"/>
+        <w:left w:w="0" w:type="dxa"/>
+        <w:bottom w:w="0" w:type="dxa"/>
+        <w:right w:w="0" w:type="dxa"/>
+      </w:tblCellMar>
+    </w:tblPr>
+    <w:tcPr>
+      <w:vAlign w:val="top"/>
+    </w:tcPr>
+    <w:tblStylePr w:type="lastRow">
+      <w:tcPr>
+        <w:tcBorders>
+          <w:bottom w:val="single" w:sz="4" w:space="0" w:color="242424" w:themeColor="text1"/>
+        </w:tcBorders>
+      </w:tcPr>
+    </w:tblStylePr>
   </w:style>
 </w:styles>
 </file>
@@ -1629,9 +1818,7 @@
 </we:webextension>
 </file>
 
-<file path=customXml/item1.xml>��< ? x m l   v e r s i o n = " 1 . 0 "   e n c o d i n g = " u t f - 1 6 " ? > - 
- < N a v W o r d R e p o r t X m l P a r t   x m l n s = " u r n : m i c r o s o f t - d y n a m i c s - n a v / r e p o r t s / I t e m _ G T I N _ L a b e l / 6 6 2 5 / " > +<file path=customXml/item1.xml>��< ? x m l   v e r s i o n = " 1 . 0 "   e n c o d i n g = " u t f - 1 6 " ? > < N a v W o r d R e p o r t X m l P a r t   x m l n s = " u r n : m i c r o s o f t - d y n a m i c s - n a v / r e p o r t s / I t e m _ G T I N _ L a b e l / 6 6 2 5 / " >   
      < B C R e p o r t I n f o r m a t i o n >   
@@ -1694,84 +1881,6 @@
              < / D a t e T i m e V a l u e s >   
          < / R e p o r t R e q u e s t > - 
-         < C o m p a n y M e t a d a t a > - 
-             < C o m p a n y N a m e > C o m p a n y   N a m e < / C o m p a n y N a m e > - 
-             < C o m p a n y D i s p l a y N a m e > C o m p a n y   D i s p l a y   N a m e < / C o m p a n y D i s p l a y N a m e > - 
-             < C o m p a n y A d d r e s s L i n e s > - 
-                 < C o m p a n y A d d r e s s L i n e > C o m p a n y   A d d r e s s   L i n e   1 < / C o m p a n y A d d r e s s L i n e > - 
-                 < C o m p a n y A d d r e s s L i n e > C o m p a n y   A d d r e s s   L i n e   2 < / C o m p a n y A d d r e s s L i n e > - 
-                 < C o m p a n y A d d r e s s L i n e > C o m p a n y   A d d r e s s   L i n e   3 < / C o m p a n y A d d r e s s L i n e > - 
-                 < C o m p a n y A d d r e s s L i n e > C o m p a n y   A d d r e s s   L i n e   4 < / C o m p a n y A d d r e s s L i n e > - 
-                 < C o m p a n y A d d r e s s L i n e > C o m p a n y   A d d r e s s   L i n e   5 < / C o m p a n y A d d r e s s L i n e > - 
-                 < C o m p a n y A d d r e s s L i n e > C o m p a n y   A d d r e s s   L i n e   6 < / C o m p a n y A d d r e s s L i n e > - 
-                 < C o m p a n y A d d r e s s L i n e > C o m p a n y   A d d r e s s   L i n e   7 < / C o m p a n y A d d r e s s L i n e > - 
-                 < C o m p a n y A d d r e s s L i n e > C o m p a n y   A d d r e s s   L i n e   8 < / C o m p a n y A d d r e s s L i n e > - 
-             < / C o m p a n y A d d r e s s L i n e s > - 
-             < C o m p a n y P h o n e > C o m p a n y   P h o n e < / C o m p a n y P h o n e > - 
-             < C o m p a n y P h o n e C a p t i o n > C o m p a n y   P h o n e   C a p t i o n < / C o m p a n y P h o n e C a p t i o n > - 
-             < C o m p a n y F a x N o > C o m p a n y   F a x   N o . < / C o m p a n y F a x N o > - 
-             < C o m p a n y F a x N o C a p t i o n > C o m p a n y   F a x   N o .   C a p t i o n < / C o m p a n y F a x N o C a p t i o n > - 
-             < C o m p a n y E m a i l > C o m p a n y   E m a i l < / C o m p a n y E m a i l > - 
-             < C o m p a n y E m a i l C a p t i o n > C o m p a n y   E m a i l   C a p t i o n < / C o m p a n y E m a i l C a p t i o n > - 
-             < C o m p a n y H o m e P a g e > C o m p a n y   H o m e   P a g e < / C o m p a n y H o m e P a g e > - 
-             < C o m p a n y H o m e P a g e C a p t i o n > C o m p a n y   H o m e   P a g e   C a p t i o n < / C o m p a n y H o m e P a g e C a p t i o n > - 
-             < C o m p a n y L o g o > C o m p a n y   L o g o < / C o m p a n y L o g o > - 
-             < C o m p a n y V A T R e g i s t r a t i o n N o > C o m p a n y   V A T   R e g i s t r a t i o n   N o . < / C o m p a n y V A T R e g i s t r a t i o n N o > - 
-             < C o m p a n y V A T R e g i s t r a t i o n N o C a p t i o n > C o m p a n y   V A T   R e g i s t r a t i o n   N o .   C a p t i o n < / C o m p a n y V A T R e g i s t r a t i o n N o C a p t i o n > - 
-             < C o m p a n y R e g i s t r a t i o n N o > C o m p a n y   R e g i s t r a t i o n   N o . < / C o m p a n y R e g i s t r a t i o n N o > - 
-             < C o m p a n y R e g i s t r a t i o n N o C a p t i o n > C o m p a n y   R e g i s t r a t i o n   N o .   C a p t i o n < / C o m p a n y R e g i s t r a t i o n N o C a p t i o n > - 
-             < C o m p a n y B a n k N a m e > C o m p a n y   B a n k   N a m e < / C o m p a n y B a n k N a m e > - 
-             < C o m p a n y B a n k N a m e C a p t i o n > C o m p a n y   B a n k   N a m e   C a p t i o n < / C o m p a n y B a n k N a m e C a p t i o n > - 
-             < C o m p a n y B a n k A c c o u n t N o > C o m p a n y   B a n k   A c c o u n t   N o . < / C o m p a n y B a n k A c c o u n t N o > - 
-             < C o m p a n y B a n k A c c o u n t N o C a p t i o n > C o m p a n y   B a n k   A c c o u n t   N o .   C a p t i o n < / C o m p a n y B a n k A c c o u n t N o C a p t i o n > - 
-             < C o m p a n y B a n k B r a n c h N o > C o m p a n y   B a n k   B r a n c h   N o . < / C o m p a n y B a n k B r a n c h N o > - 
-             < C o m p a n y B a n k B r a n c h N o C a p t i o n > C o m p a n y   B a n k   B r a n c h   N o .   C a p t i o n < / C o m p a n y B a n k B r a n c h N o C a p t i o n > - 
-             < C o m p a n y I B A N > C o m p a n y   I B A N < / C o m p a n y I B A N > - 
-             < C o m p a n y I B A N C a p t i o n > C o m p a n y   I B A N   C a p t i o n < / C o m p a n y I B A N C a p t i o n > - 
-             < C o m p a n y B a n k S W I F T > C o m p a n y   B a n k   S W I F T < / C o m p a n y B a n k S W I F T > - 
-             < C o m p a n y B a n k S W I F T C a p t i o n > C o m p a n y   B a n k   S W I F T   C a p t i o n < / C o m p a n y B a n k S W I F T C a p t i o n > - 
-             < C o m p a n y G i r o N o > C o m p a n y   G i r o   N o . < / C o m p a n y G i r o N o > - 
-             < C o m p a n y G i r o N o C a p t i o n > C o m p a n y   G i r o   N o .   C a p t i o n < / C o m p a n y G i r o N o C a p t i o n > - 
-         < / C o m p a n y M e t a d a t a >   
      < / B C R e p o r t I n f o r m a t i o n >   
@@ -1790,9 +1899,7 @@
  < / N a v W o r d R e p o r t X m l P a r t > 
 </file>
 
-<file path=customXml/item2.xml>��< ? x m l   v e r s i o n = " 1 . 0 "   e n c o d i n g = " u t f - 1 6 " ? > - 
- < N a v W o r d R e p o r t X m l P a r t   x m l n s = " u r n : m i c r o s o f t - d y n a m i c s - b u s i n e s s c e n t r a l / i n t e r n a l / e x t e n d e d / r e p o r t s / I t e m _ G T I N _ L a b e l / 6 6 2 5 / " > +<file path=customXml/item2.xml>��< ? x m l   v e r s i o n = " 1 . 0 "   e n c o d i n g = " u t f - 1 6 " ? > < N a v W o r d R e p o r t X m l P a r t   x m l n s = " u r n : m i c r o s o f t - d y n a m i c s - b u s i n e s s c e n t r a l / i n t e r n a l / e x t e n d e d / r e p o r t s / I t e m _ G T I N _ L a b e l / 6 6 2 5 / " >   
      < B C R e p o r t I n f o r m a t i o n >   
@@ -1856,101 +1963,9 @@
  
          < / R e p o r t R e q u e s t >   
-         < C o m p a n y M e t a d a t a > - 
-             < C o m p a n y N a m e > C o m p a n y   N a m e < / C o m p a n y N a m e > - 
-             < C o m p a n y D i s p l a y N a m e > C o m p a n y   D i s p l a y   N a m e < / C o m p a n y D i s p l a y N a m e > - 
-             < C o m p a n y A d d r e s s L i n e s > - 
-                 < C o m p a n y A d d r e s s L i n e > C o m p a n y   A d d r e s s   L i n e   1 < / C o m p a n y A d d r e s s L i n e > - 
-                 < C o m p a n y A d d r e s s L i n e > C o m p a n y   A d d r e s s   L i n e   2 < / C o m p a n y A d d r e s s L i n e > - 
-                 < C o m p a n y A d d r e s s L i n e > C o m p a n y   A d d r e s s   L i n e   3 < / C o m p a n y A d d r e s s L i n e > - 
-                 < C o m p a n y A d d r e s s L i n e > C o m p a n y   A d d r e s s   L i n e   4 < / C o m p a n y A d d r e s s L i n e > - 
-                 < C o m p a n y A d d r e s s L i n e > C o m p a n y   A d d r e s s   L i n e   5 < / C o m p a n y A d d r e s s L i n e > - 
-                 < C o m p a n y A d d r e s s L i n e > C o m p a n y   A d d r e s s   L i n e   6 < / C o m p a n y A d d r e s s L i n e > - 
-                 < C o m p a n y A d d r e s s L i n e > C o m p a n y   A d d r e s s   L i n e   7 < / C o m p a n y A d d r e s s L i n e > - 
-                 < C o m p a n y A d d r e s s L i n e > C o m p a n y   A d d r e s s   L i n e   8 < / C o m p a n y A d d r e s s L i n e > - 
-             < / C o m p a n y A d d r e s s L i n e s > - 
-             < C o m p a n y P h o n e > C o m p a n y   P h o n e < / C o m p a n y P h o n e > - 
-             < C o m p a n y P h o n e C a p t i o n > C o m p a n y   P h o n e   C a p t i o n < / C o m p a n y P h o n e C a p t i o n > - 
-             < C o m p a n y F a x N o > C o m p a n y   F a x   N o . < / C o m p a n y F a x N o > - 
-             < C o m p a n y F a x N o C a p t i o n > C o m p a n y   F a x   N o .   C a p t i o n < / C o m p a n y F a x N o C a p t i o n > - 
-             < C o m p a n y E m a i l > C o m p a n y   E m a i l < / C o m p a n y E m a i l > - 
-             < C o m p a n y E m a i l C a p t i o n > C o m p a n y   E m a i l   C a p t i o n < / C o m p a n y E m a i l C a p t i o n > - 
-             < C o m p a n y H o m e P a g e > C o m p a n y   H o m e   P a g e < / C o m p a n y H o m e P a g e > - 
-             < C o m p a n y H o m e P a g e C a p t i o n > C o m p a n y   H o m e   P a g e   C a p t i o n < / C o m p a n y H o m e P a g e C a p t i o n > - 
-             < C o m p a n y L o g o > C o m p a n y   L o g o < / C o m p a n y L o g o > - 
-             < C o m p a n y V A T R e g i s t r a t i o n N o > C o m p a n y   V A T   R e g i s t r a t i o n   N o . < / C o m p a n y V A T R e g i s t r a t i o n N o > - 
-             < C o m p a n y V A T R e g i s t r a t i o n N o C a p t i o n > C o m p a n y   V A T   R e g i s t r a t i o n   N o .   C a p t i o n < / C o m p a n y V A T R e g i s t r a t i o n N o C a p t i o n > - 
-             < C o m p a n y R e g i s t r a t i o n N o > C o m p a n y   R e g i s t r a t i o n   N o . < / C o m p a n y R e g i s t r a t i o n N o > - 
-             < C o m p a n y R e g i s t r a t i o n N o C a p t i o n > C o m p a n y   R e g i s t r a t i o n   N o .   C a p t i o n < / C o m p a n y R e g i s t r a t i o n N o C a p t i o n > - 
-             < C o m p a n y B a n k N a m e > C o m p a n y   B a n k   N a m e < / C o m p a n y B a n k N a m e > - 
-             < C o m p a n y B a n k N a m e C a p t i o n > C o m p a n y   B a n k   N a m e   C a p t i o n < / C o m p a n y B a n k N a m e C a p t i o n > - 
-             < C o m p a n y B a n k A c c o u n t N o > C o m p a n y   B a n k   A c c o u n t   N o . < / C o m p a n y B a n k A c c o u n t N o > - 
-             < C o m p a n y B a n k A c c o u n t N o C a p t i o n > C o m p a n y   B a n k   A c c o u n t   N o .   C a p t i o n < / C o m p a n y B a n k A c c o u n t N o C a p t i o n > - 
-             < C o m p a n y B a n k B r a n c h N o > C o m p a n y   B a n k   B r a n c h   N o . < / C o m p a n y B a n k B r a n c h N o > - 
-             < C o m p a n y B a n k B r a n c h N o C a p t i o n > C o m p a n y   B a n k   B r a n c h   N o .   C a p t i o n < / C o m p a n y B a n k B r a n c h N o C a p t i o n > - 
-             < C o m p a n y I B A N > C o m p a n y   I B A N < / C o m p a n y I B A N > - 
-             < C o m p a n y I B A N C a p t i o n > C o m p a n y   I B A N   C a p t i o n < / C o m p a n y I B A N C a p t i o n > - 
-             < C o m p a n y B a n k S W I F T > C o m p a n y   B a n k   S W I F T < / C o m p a n y B a n k S W I F T > - 
-             < C o m p a n y B a n k S W I F T C a p t i o n > C o m p a n y   B a n k   S W I F T   C a p t i o n < / C o m p a n y B a n k S W I F T C a p t i o n > - 
-             < C o m p a n y G i r o N o > C o m p a n y   G i r o   N o . < / C o m p a n y G i r o N o > - 
-             < C o m p a n y G i r o N o C a p t i o n > C o m p a n y   G i r o   N o .   C a p t i o n < / C o m p a n y G i r o N o C a p t i o n > - 
-         < / C o m p a n y M e t a d a t a > - 
      < / B C R e p o r t I n f o r m a t i o n >   
-     < T o o l t i p s > - 
-         < T o o l t i p   c o l u m n = " N o _ "   E l e m e n t I d = " 1 0 8 0 6 9 1 2 5 3 " > - 
-             < T o o l t i p T e x t   l a n g = " e n - U S " > S p e c i f i e s   t h e   n u m b e r   o f   t h e   i t e m . < / T o o l t i p T e x t > - 
-         < / T o o l t i p > - 
-         < T o o l t i p   c o l u m n = " D e s c r i p t i o n "   E l e m e n t I d = " 1 3 1 4 3 5 1 3 0 7 " > - 
-             < T o o l t i p T e x t   l a n g = " e n - U S " > S p e c i f i e s   a   d e s c r i p t i o n   o f   t h e   i t e m . < / T o o l t i p T e x t > - 
-         < / T o o l t i p > - 
-     < / T o o l t i p s > +     < T o o l t i p s / >   
      < I t e m s   E l e m e n t T y p e = " D a t a I t e m "   E l e m e n t I d = " 5 9 2 9 2 8 6 8 5 " >   

--- a/src/Layers/W1/BaseApp/Inventory/Item/ItemGTINLabelBody.docx
+++ b/src/Layers/W1/BaseApp/Inventory/Item/ItemGTINLabelBody.docx
@@ -1818,7 +1818,9 @@
 </we:webextension>
 </file>
 
-<file path=customXml/item1.xml>��< ? x m l   v e r s i o n = " 1 . 0 "   e n c o d i n g = " u t f - 1 6 " ? > < N a v W o r d R e p o r t X m l P a r t   x m l n s = " u r n : m i c r o s o f t - d y n a m i c s - n a v / r e p o r t s / I t e m _ G T I N _ L a b e l / 6 6 2 5 / " > +<file path=customXml/item1.xml>��< ? x m l   v e r s i o n = " 1 . 0 "   e n c o d i n g = " u t f - 1 6 " ? > + 
+ < N a v W o r d R e p o r t X m l P a r t   x m l n s = " u r n : m i c r o s o f t - d y n a m i c s - n a v / r e p o r t s / I t e m _ G T I N _ L a b e l / 6 6 2 5 / " >   
      < B C R e p o r t I n f o r m a t i o n >   
@@ -1881,6 +1883,84 @@
              < / D a t e T i m e V a l u e s >   
          < / R e p o r t R e q u e s t > + 
+         < C o m p a n y M e t a d a t a > + 
+             < C o m p a n y N a m e > C o m p a n y   N a m e < / C o m p a n y N a m e > + 
+             < C o m p a n y D i s p l a y N a m e > C o m p a n y   D i s p l a y   N a m e < / C o m p a n y D i s p l a y N a m e > + 
+             < C o m p a n y A d d r e s s L i n e s > + 
+                 < C o m p a n y A d d r e s s L i n e > C o m p a n y   A d d r e s s   L i n e   1 < / C o m p a n y A d d r e s s L i n e > + 
+                 < C o m p a n y A d d r e s s L i n e > C o m p a n y   A d d r e s s   L i n e   2 < / C o m p a n y A d d r e s s L i n e > + 
+                 < C o m p a n y A d d r e s s L i n e > C o m p a n y   A d d r e s s   L i n e   3 < / C o m p a n y A d d r e s s L i n e > + 
+                 < C o m p a n y A d d r e s s L i n e > C o m p a n y   A d d r e s s   L i n e   4 < / C o m p a n y A d d r e s s L i n e > + 
+                 < C o m p a n y A d d r e s s L i n e > C o m p a n y   A d d r e s s   L i n e   5 < / C o m p a n y A d d r e s s L i n e > + 
+                 < C o m p a n y A d d r e s s L i n e > C o m p a n y   A d d r e s s   L i n e   6 < / C o m p a n y A d d r e s s L i n e > + 
+                 < C o m p a n y A d d r e s s L i n e > C o m p a n y   A d d r e s s   L i n e   7 < / C o m p a n y A d d r e s s L i n e > + 
+                 < C o m p a n y A d d r e s s L i n e > C o m p a n y   A d d r e s s   L i n e   8 < / C o m p a n y A d d r e s s L i n e > + 
+             < / C o m p a n y A d d r e s s L i n e s > + 
+             < C o m p a n y P h o n e > C o m p a n y   P h o n e < / C o m p a n y P h o n e > + 
+             < C o m p a n y P h o n e C a p t i o n > C o m p a n y   P h o n e   C a p t i o n < / C o m p a n y P h o n e C a p t i o n > + 
+             < C o m p a n y F a x N o > C o m p a n y   F a x   N o . < / C o m p a n y F a x N o > + 
+             < C o m p a n y F a x N o C a p t i o n > C o m p a n y   F a x   N o .   C a p t i o n < / C o m p a n y F a x N o C a p t i o n > + 
+             < C o m p a n y E m a i l > C o m p a n y   E m a i l < / C o m p a n y E m a i l > + 
+             < C o m p a n y E m a i l C a p t i o n > C o m p a n y   E m a i l   C a p t i o n < / C o m p a n y E m a i l C a p t i o n > + 
+             < C o m p a n y H o m e P a g e > C o m p a n y   H o m e   P a g e < / C o m p a n y H o m e P a g e > + 
+             < C o m p a n y H o m e P a g e C a p t i o n > C o m p a n y   H o m e   P a g e   C a p t i o n < / C o m p a n y H o m e P a g e C a p t i o n > + 
+             < C o m p a n y L o g o > C o m p a n y   L o g o < / C o m p a n y L o g o > + 
+             < C o m p a n y V A T R e g i s t r a t i o n N o > C o m p a n y   V A T   R e g i s t r a t i o n   N o . < / C o m p a n y V A T R e g i s t r a t i o n N o > + 
+             < C o m p a n y V A T R e g i s t r a t i o n N o C a p t i o n > C o m p a n y   V A T   R e g i s t r a t i o n   N o .   C a p t i o n < / C o m p a n y V A T R e g i s t r a t i o n N o C a p t i o n > + 
+             < C o m p a n y R e g i s t r a t i o n N o > C o m p a n y   R e g i s t r a t i o n   N o . < / C o m p a n y R e g i s t r a t i o n N o > + 
+             < C o m p a n y R e g i s t r a t i o n N o C a p t i o n > C o m p a n y   R e g i s t r a t i o n   N o .   C a p t i o n < / C o m p a n y R e g i s t r a t i o n N o C a p t i o n > + 
+             < C o m p a n y B a n k N a m e > C o m p a n y   B a n k   N a m e < / C o m p a n y B a n k N a m e > + 
+             < C o m p a n y B a n k N a m e C a p t i o n > C o m p a n y   B a n k   N a m e   C a p t i o n < / C o m p a n y B a n k N a m e C a p t i o n > + 
+             < C o m p a n y B a n k A c c o u n t N o > C o m p a n y   B a n k   A c c o u n t   N o . < / C o m p a n y B a n k A c c o u n t N o > + 
+             < C o m p a n y B a n k A c c o u n t N o C a p t i o n > C o m p a n y   B a n k   A c c o u n t   N o .   C a p t i o n < / C o m p a n y B a n k A c c o u n t N o C a p t i o n > + 
+             < C o m p a n y B a n k B r a n c h N o > C o m p a n y   B a n k   B r a n c h   N o . < / C o m p a n y B a n k B r a n c h N o > + 
+             < C o m p a n y B a n k B r a n c h N o C a p t i o n > C o m p a n y   B a n k   B r a n c h   N o .   C a p t i o n < / C o m p a n y B a n k B r a n c h N o C a p t i o n > + 
+             < C o m p a n y I B A N > C o m p a n y   I B A N < / C o m p a n y I B A N > + 
+             < C o m p a n y I B A N C a p t i o n > C o m p a n y   I B A N   C a p t i o n < / C o m p a n y I B A N C a p t i o n > + 
+             < C o m p a n y B a n k S W I F T > C o m p a n y   B a n k   S W I F T < / C o m p a n y B a n k S W I F T > + 
+             < C o m p a n y B a n k S W I F T C a p t i o n > C o m p a n y   B a n k   S W I F T   C a p t i o n < / C o m p a n y B a n k S W I F T C a p t i o n > + 
+             < C o m p a n y G i r o N o > C o m p a n y   G i r o   N o . < / C o m p a n y G i r o N o > + 
+             < C o m p a n y G i r o N o C a p t i o n > C o m p a n y   G i r o   N o .   C a p t i o n < / C o m p a n y G i r o N o C a p t i o n > + 
+         < / C o m p a n y M e t a d a t a >   
      < / B C R e p o r t I n f o r m a t i o n >   
@@ -1899,7 +1979,9 @@
  < / N a v W o r d R e p o r t X m l P a r t > 
 </file>
 
-<file path=customXml/item2.xml>��< ? x m l   v e r s i o n = " 1 . 0 "   e n c o d i n g = " u t f - 1 6 " ? > < N a v W o r d R e p o r t X m l P a r t   x m l n s = " u r n : m i c r o s o f t - d y n a m i c s - b u s i n e s s c e n t r a l / i n t e r n a l / e x t e n d e d / r e p o r t s / I t e m _ G T I N _ L a b e l / 6 6 2 5 / " > +<file path=customXml/item2.xml>��< ? x m l   v e r s i o n = " 1 . 0 "   e n c o d i n g = " u t f - 1 6 " ? > + 
+ < N a v W o r d R e p o r t X m l P a r t   x m l n s = " u r n : m i c r o s o f t - d y n a m i c s - b u s i n e s s c e n t r a l / i n t e r n a l / e x t e n d e d / r e p o r t s / I t e m _ G T I N _ L a b e l / 6 6 2 5 / " >   
      < B C R e p o r t I n f o r m a t i o n >   
@@ -1963,9 +2045,101 @@
  
          < / R e p o r t R e q u e s t >   
+         < C o m p a n y M e t a d a t a > + 
+             < C o m p a n y N a m e > C o m p a n y   N a m e < / C o m p a n y N a m e > + 
+             < C o m p a n y D i s p l a y N a m e > C o m p a n y   D i s p l a y   N a m e < / C o m p a n y D i s p l a y N a m e > + 
+             < C o m p a n y A d d r e s s L i n e s > + 
+                 < C o m p a n y A d d r e s s L i n e > C o m p a n y   A d d r e s s   L i n e   1 < / C o m p a n y A d d r e s s L i n e > + 
+                 < C o m p a n y A d d r e s s L i n e > C o m p a n y   A d d r e s s   L i n e   2 < / C o m p a n y A d d r e s s L i n e > + 
+                 < C o m p a n y A d d r e s s L i n e > C o m p a n y   A d d r e s s   L i n e   3 < / C o m p a n y A d d r e s s L i n e > + 
+                 < C o m p a n y A d d r e s s L i n e > C o m p a n y   A d d r e s s   L i n e   4 < / C o m p a n y A d d r e s s L i n e > + 
+                 < C o m p a n y A d d r e s s L i n e > C o m p a n y   A d d r e s s   L i n e   5 < / C o m p a n y A d d r e s s L i n e > + 
+                 < C o m p a n y A d d r e s s L i n e > C o m p a n y   A d d r e s s   L i n e   6 < / C o m p a n y A d d r e s s L i n e > + 
+                 < C o m p a n y A d d r e s s L i n e > C o m p a n y   A d d r e s s   L i n e   7 < / C o m p a n y A d d r e s s L i n e > + 
+                 < C o m p a n y A d d r e s s L i n e > C o m p a n y   A d d r e s s   L i n e   8 < / C o m p a n y A d d r e s s L i n e > + 
+             < / C o m p a n y A d d r e s s L i n e s > + 
+             < C o m p a n y P h o n e > C o m p a n y   P h o n e < / C o m p a n y P h o n e > + 
+             < C o m p a n y P h o n e C a p t i o n > C o m p a n y   P h o n e   C a p t i o n < / C o m p a n y P h o n e C a p t i o n > + 
+             < C o m p a n y F a x N o > C o m p a n y   F a x   N o . < / C o m p a n y F a x N o > + 
+             < C o m p a n y F a x N o C a p t i o n > C o m p a n y   F a x   N o .   C a p t i o n < / C o m p a n y F a x N o C a p t i o n > + 
+             < C o m p a n y E m a i l > C o m p a n y   E m a i l < / C o m p a n y E m a i l > + 
+             < C o m p a n y E m a i l C a p t i o n > C o m p a n y   E m a i l   C a p t i o n < / C o m p a n y E m a i l C a p t i o n > + 
+             < C o m p a n y H o m e P a g e > C o m p a n y   H o m e   P a g e < / C o m p a n y H o m e P a g e > + 
+             < C o m p a n y H o m e P a g e C a p t i o n > C o m p a n y   H o m e   P a g e   C a p t i o n < / C o m p a n y H o m e P a g e C a p t i o n > + 
+             < C o m p a n y L o g o > C o m p a n y   L o g o < / C o m p a n y L o g o > + 
+             < C o m p a n y V A T R e g i s t r a t i o n N o > C o m p a n y   V A T   R e g i s t r a t i o n   N o . < / C o m p a n y V A T R e g i s t r a t i o n N o > + 
+             < C o m p a n y V A T R e g i s t r a t i o n N o C a p t i o n > C o m p a n y   V A T   R e g i s t r a t i o n   N o .   C a p t i o n < / C o m p a n y V A T R e g i s t r a t i o n N o C a p t i o n > + 
+             < C o m p a n y R e g i s t r a t i o n N o > C o m p a n y   R e g i s t r a t i o n   N o . < / C o m p a n y R e g i s t r a t i o n N o > + 
+             < C o m p a n y R e g i s t r a t i o n N o C a p t i o n > C o m p a n y   R e g i s t r a t i o n   N o .   C a p t i o n < / C o m p a n y R e g i s t r a t i o n N o C a p t i o n > + 
+             < C o m p a n y B a n k N a m e > C o m p a n y   B a n k   N a m e < / C o m p a n y B a n k N a m e > + 
+             < C o m p a n y B a n k N a m e C a p t i o n > C o m p a n y   B a n k   N a m e   C a p t i o n < / C o m p a n y B a n k N a m e C a p t i o n > + 
+             < C o m p a n y B a n k A c c o u n t N o > C o m p a n y   B a n k   A c c o u n t   N o . < / C o m p a n y B a n k A c c o u n t N o > + 
+             < C o m p a n y B a n k A c c o u n t N o C a p t i o n > C o m p a n y   B a n k   A c c o u n t   N o .   C a p t i o n < / C o m p a n y B a n k A c c o u n t N o C a p t i o n > + 
+             < C o m p a n y B a n k B r a n c h N o > C o m p a n y   B a n k   B r a n c h   N o . < / C o m p a n y B a n k B r a n c h N o > + 
+             < C o m p a n y B a n k B r a n c h N o C a p t i o n > C o m p a n y   B a n k   B r a n c h   N o .   C a p t i o n < / C o m p a n y B a n k B r a n c h N o C a p t i o n > + 
+             < C o m p a n y I B A N > C o m p a n y   I B A N < / C o m p a n y I B A N > + 
+             < C o m p a n y I B A N C a p t i o n > C o m p a n y   I B A N   C a p t i o n < / C o m p a n y I B A N C a p t i o n > + 
+             < C o m p a n y B a n k S W I F T > C o m p a n y   B a n k   S W I F T < / C o m p a n y B a n k S W I F T > + 
+             < C o m p a n y B a n k S W I F T C a p t i o n > C o m p a n y   B a n k   S W I F T   C a p t i o n < / C o m p a n y B a n k S W I F T C a p t i o n > + 
+             < C o m p a n y G i r o N o > C o m p a n y   G i r o   N o . < / C o m p a n y G i r o N o > + 
+             < C o m p a n y G i r o N o C a p t i o n > C o m p a n y   G i r o   N o .   C a p t i o n < / C o m p a n y G i r o N o C a p t i o n > + 
+         < / C o m p a n y M e t a d a t a > + 
      < / B C R e p o r t I n f o r m a t i o n >   
-     < T o o l t i p s / > +     < T o o l t i p s > + 
+         < T o o l t i p   c o l u m n = " N o _ "   E l e m e n t I d = " 1 0 8 0 6 9 1 2 5 3 " > + 
+             < T o o l t i p T e x t   l a n g = " e n - U S " > S p e c i f i e s   t h e   n u m b e r   o f   t h e   i t e m . < / T o o l t i p T e x t > + 
+         < / T o o l t i p > + 
+         < T o o l t i p   c o l u m n = " D e s c r i p t i o n "   E l e m e n t I d = " 1 3 1 4 3 5 1 3 0 7 " > + 
+             < T o o l t i p T e x t   l a n g = " e n - U S " > S p e c i f i e s   a   d e s c r i p t i o n   o f   t h e   i t e m . < / T o o l t i p T e x t > + 
+         < / T o o l t i p > + 
+     < / T o o l t i p s >   
      < I t e m s   E l e m e n t T y p e = " D a t a I t e m "   E l e m e n t I d = " 5 9 2 9 2 8 6 8 5 " >   

--- a/src/Layers/W1/BaseApp/Inventory/Item/ItemGTINLabelBody.docx
+++ b/src/Layers/W1/BaseApp/Inventory/Item/ItemGTINLabelBody.docx
@@ -1838,6 +1838,8 @@
  
              < R e p o r t N a m e > R e p o r t   N a m e < / R e p o r t N a m e >   
+             < R e p o r t C a p t i o n > R e p o r t   C a p t i o n < / R e p o r t C a p t i o n > + 
              < A b o u t T h i s R e p o r t T i t l e > A b o u t   T h i s   R e p o r t   T i t l e < / A b o u t T h i s R e p o r t T i t l e >   
              < A b o u t T h i s R e p o r t T e x t > A b o u t   T h i s   R e p o r t   T e x t < / A b o u t T h i s R e p o r t T e x t > @@ -1892,21 +1894,21 @@
  
              < C o m p a n y A d d r e s s L i n e s >   
-                 < C o m p a n y A d d r e s s L i n e > C o m p a n y   A d d r e s s   L i n e   1 < / C o m p a n y A d d r e s s L i n e > - 
-                 < C o m p a n y A d d r e s s L i n e > C o m p a n y   A d d r e s s   L i n e   2 < / C o m p a n y A d d r e s s L i n e > - 
-                 < C o m p a n y A d d r e s s L i n e > C o m p a n y   A d d r e s s   L i n e   3 < / C o m p a n y A d d r e s s L i n e > - 
-                 < C o m p a n y A d d r e s s L i n e > C o m p a n y   A d d r e s s   L i n e   4 < / C o m p a n y A d d r e s s L i n e > - 
-                 < C o m p a n y A d d r e s s L i n e > C o m p a n y   A d d r e s s   L i n e   5 < / C o m p a n y A d d r e s s L i n e > - 
-                 < C o m p a n y A d d r e s s L i n e > C o m p a n y   A d d r e s s   L i n e   6 < / C o m p a n y A d d r e s s L i n e > - 
-                 < C o m p a n y A d d r e s s L i n e > C o m p a n y   A d d r e s s   L i n e   7 < / C o m p a n y A d d r e s s L i n e > - 
-                 < C o m p a n y A d d r e s s L i n e > C o m p a n y   A d d r e s s   L i n e   8 < / C o m p a n y A d d r e s s L i n e > +                 < C o m p a n y A d d r e s s L i n e 1 > C o m p a n y   A d d r e s s   L i n e   1 < / C o m p a n y A d d r e s s L i n e 1 > + 
+                 < C o m p a n y A d d r e s s L i n e 2 > C o m p a n y   A d d r e s s   L i n e   2 < / C o m p a n y A d d r e s s L i n e 2 > + 
+                 < C o m p a n y A d d r e s s L i n e 3 > C o m p a n y   A d d r e s s   L i n e   3 < / C o m p a n y A d d r e s s L i n e 3 > + 
+                 < C o m p a n y A d d r e s s L i n e 4 > C o m p a n y   A d d r e s s   L i n e   4 < / C o m p a n y A d d r e s s L i n e 4 > + 
+                 < C o m p a n y A d d r e s s L i n e 5 > C o m p a n y   A d d r e s s   L i n e   5 < / C o m p a n y A d d r e s s L i n e 5 > + 
+                 < C o m p a n y A d d r e s s L i n e 6 > C o m p a n y   A d d r e s s   L i n e   6 < / C o m p a n y A d d r e s s L i n e 6 > + 
+                 < C o m p a n y A d d r e s s L i n e 7 > C o m p a n y   A d d r e s s   L i n e   7 < / C o m p a n y A d d r e s s L i n e 7 > + 
+                 < C o m p a n y A d d r e s s L i n e 8 > C o m p a n y   A d d r e s s   L i n e   8 < / C o m p a n y A d d r e s s L i n e 8 >   
              < / C o m p a n y A d d r e s s L i n e s >   
@@ -1999,6 +2001,8 @@
  
              < R e p o r t N a m e > R e p o r t   N a m e < / R e p o r t N a m e >   
+             < R e p o r t C a p t i o n > R e p o r t   C a p t i o n < / R e p o r t C a p t i o n > + 
              < A b o u t T h i s R e p o r t T i t l e > A b o u t   T h i s   R e p o r t   T i t l e < / A b o u t T h i s R e p o r t T i t l e >   
              < A b o u t T h i s R e p o r t T e x t > A b o u t   T h i s   R e p o r t   T e x t < / A b o u t T h i s R e p o r t T e x t > @@ -2053,21 +2057,21 @@
  
              < C o m p a n y A d d r e s s L i n e s >   
-                 < C o m p a n y A d d r e s s L i n e > C o m p a n y   A d d r e s s   L i n e   1 < / C o m p a n y A d d r e s s L i n e > - 
-                 < C o m p a n y A d d r e s s L i n e > C o m p a n y   A d d r e s s   L i n e   2 < / C o m p a n y A d d r e s s L i n e > - 
-                 < C o m p a n y A d d r e s s L i n e > C o m p a n y   A d d r e s s   L i n e   3 < / C o m p a n y A d d r e s s L i n e > - 
-                 < C o m p a n y A d d r e s s L i n e > C o m p a n y   A d d r e s s   L i n e   4 < / C o m p a n y A d d r e s s L i n e > - 
-                 < C o m p a n y A d d r e s s L i n e > C o m p a n y   A d d r e s s   L i n e   5 < / C o m p a n y A d d r e s s L i n e > - 
-                 < C o m p a n y A d d r e s s L i n e > C o m p a n y   A d d r e s s   L i n e   6 < / C o m p a n y A d d r e s s L i n e > - 
-                 < C o m p a n y A d d r e s s L i n e > C o m p a n y   A d d r e s s   L i n e   7 < / C o m p a n y A d d r e s s L i n e > - 
-                 < C o m p a n y A d d r e s s L i n e > C o m p a n y   A d d r e s s   L i n e   8 < / C o m p a n y A d d r e s s L i n e > +                 < C o m p a n y A d d r e s s L i n e 1 > C o m p a n y   A d d r e s s   L i n e   1 < / C o m p a n y A d d r e s s L i n e 1 > + 
+                 < C o m p a n y A d d r e s s L i n e 2 > C o m p a n y   A d d r e s s   L i n e   2 < / C o m p a n y A d d r e s s L i n e 2 > + 
+                 < C o m p a n y A d d r e s s L i n e 3 > C o m p a n y   A d d r e s s   L i n e   3 < / C o m p a n y A d d r e s s L i n e 3 > + 
+                 < C o m p a n y A d d r e s s L i n e 4 > C o m p a n y   A d d r e s s   L i n e   4 < / C o m p a n y A d d r e s s L i n e 4 > + 
+                 < C o m p a n y A d d r e s s L i n e 5 > C o m p a n y   A d d r e s s   L i n e   5 < / C o m p a n y A d d r e s s L i n e 5 > + 
+                 < C o m p a n y A d d r e s s L i n e 6 > C o m p a n y   A d d r e s s   L i n e   6 < / C o m p a n y A d d r e s s L i n e 6 > + 
+                 < C o m p a n y A d d r e s s L i n e 7 > C o m p a n y   A d d r e s s   L i n e   7 < / C o m p a n y A d d r e s s L i n e 7 > + 
+                 < C o m p a n y A d d r e s s L i n e 8 > C o m p a n y   A d d r e s s   L i n e   8 < / C o m p a n y A d d r e s s L i n e 8 >   
              < / C o m p a n y A d d r e s s L i n e s >   
